--- a/fixtures/generated/c04__text-box.docx
+++ b/fixtures/generated/c04__text-box.docx
@@ -38,6 +38,11 @@
                 <w:p>
                   <w:r>
                     <w:t xml:space="preserve">Didsbury</w:t>
+                  </w:r>
+                </w:p>
+                <w:p>
+                  <w:r>
+                    <w:t xml:space="preserve">Manchester</w:t>
                   </w:r>
                 </w:p>
                 <w:p>
